--- a/backend/documents/templates/docx/financial_act_template.docx
+++ b/backend/documents/templates/docx/financial_act_template.docx
@@ -2624,218 +2624,19 @@
             <w:tcW w:w="2500" w:type="pct"/>
           </w:tcPr>
           <w:p>
-            <w:pPr>
-              <w:jc w:val="both"/>
-              <w:rPr>
-                <w:sz w:val="22"/>
-                <w:szCs w:val="22"/>
-                <w:lang w:val="ru-RU"/>
-              </w:rPr>
-            </w:pPr>
-            <w:r>
-              <w:rPr>
-                <w:sz w:val="22"/>
-                <w:szCs w:val="22"/>
-              </w:rPr>
-              <w:lastRenderedPageBreak/>
+            <w:r>
               <w:t>По результатам работ было принято следующее решение:</w:t>
             </w:r>
           </w:p>
           <w:p>
-            <w:pPr>
-              <w:jc w:val="both"/>
-              <w:rPr>
-                <w:sz w:val="22"/>
-                <w:szCs w:val="22"/>
-              </w:rPr>
-            </w:pPr>
-            <w:r>
-              <w:rPr>
-                <w:sz w:val="22"/>
-                <w:szCs w:val="22"/>
-              </w:rPr>
-              <w:t>{{ decision_continue }} {{ decision_stop }} Выполненные объёмы работ полностью удовлетворяют условиям Контракта. Стороны претензий и замечаний друг к другу не имеют.</w:t>
-            </w:r>
-            <w:r>
-              <w:rPr>
-                <w:sz w:val="22"/>
-                <w:szCs w:val="22"/>
-                <w:lang w:val="ru-RU"/>
-              </w:rPr>
-            </w:r>
-            <w:r>
-              <w:rPr>
-                <w:sz w:val="22"/>
-                <w:szCs w:val="22"/>
-                <w:lang w:val="ru-RU"/>
-              </w:rPr>
-            </w:r>
-            <w:r>
-              <w:rPr>
-                <w:sz w:val="22"/>
-                <w:szCs w:val="22"/>
-                <w:highlight w:val="yellow"/>
-                <w:lang w:val="ru-RU"/>
-              </w:rPr>
-            </w:r>
-            <w:r>
-              <w:rPr>
-                <w:sz w:val="22"/>
-                <w:szCs w:val="22"/>
-              </w:rPr>
-            </w:r>
-          </w:p>
-          <w:p>
-            <w:pPr>
-              <w:jc w:val="both"/>
-              <w:rPr>
-                <w:sz w:val="22"/>
-                <w:szCs w:val="22"/>
-              </w:rPr>
-            </w:pPr>
-          </w:p>
-          <w:p>
-            <w:pPr>
-              <w:jc w:val="both"/>
-              <w:rPr>
-                <w:sz w:val="22"/>
-                <w:szCs w:val="22"/>
-              </w:rPr>
-            </w:pPr>
-            <w:r>
-              <w:rPr>
-                <w:sz w:val="22"/>
-                <w:szCs w:val="22"/>
-              </w:rPr>
-              <w:t>Выполненные объемы работ полностью удовлетворяют условиям Контракта 2/24-09 от 24.09.2024г.  Стороны</w:t>
-            </w:r>
-            <w:r>
-              <w:rPr>
-                <w:sz w:val="22"/>
-                <w:szCs w:val="22"/>
-              </w:rPr>
-              <w:t xml:space="preserve"> </w:t>
-            </w:r>
-            <w:r>
-              <w:rPr>
-                <w:sz w:val="22"/>
-                <w:szCs w:val="22"/>
-              </w:rPr>
-              <w:t>претензий</w:t>
-            </w:r>
-            <w:r>
-              <w:rPr>
-                <w:sz w:val="22"/>
-                <w:szCs w:val="22"/>
-              </w:rPr>
-              <w:t xml:space="preserve"> </w:t>
-            </w:r>
-            <w:r>
-              <w:rPr>
-                <w:sz w:val="22"/>
-                <w:szCs w:val="22"/>
-              </w:rPr>
-              <w:t>и</w:t>
-            </w:r>
-            <w:r>
-              <w:rPr>
-                <w:sz w:val="22"/>
-                <w:szCs w:val="22"/>
-              </w:rPr>
-              <w:t xml:space="preserve"> </w:t>
-            </w:r>
-            <w:r>
-              <w:rPr>
-                <w:sz w:val="22"/>
-                <w:szCs w:val="22"/>
-              </w:rPr>
-              <w:t>замечаний</w:t>
-            </w:r>
-            <w:r>
-              <w:rPr>
-                <w:sz w:val="22"/>
-                <w:szCs w:val="22"/>
-              </w:rPr>
-              <w:t xml:space="preserve"> </w:t>
-            </w:r>
-            <w:r>
-              <w:rPr>
-                <w:sz w:val="22"/>
-                <w:szCs w:val="22"/>
-              </w:rPr>
-              <w:t>друг</w:t>
-            </w:r>
-            <w:r>
-              <w:rPr>
-                <w:sz w:val="22"/>
-                <w:szCs w:val="22"/>
-              </w:rPr>
-              <w:t xml:space="preserve"> </w:t>
-            </w:r>
-            <w:r>
-              <w:rPr>
-                <w:sz w:val="22"/>
-                <w:szCs w:val="22"/>
-              </w:rPr>
-              <w:t>к</w:t>
-            </w:r>
-            <w:r>
-              <w:rPr>
-                <w:sz w:val="22"/>
-                <w:szCs w:val="22"/>
-              </w:rPr>
-              <w:t xml:space="preserve"> </w:t>
-            </w:r>
-            <w:r>
-              <w:rPr>
-                <w:sz w:val="22"/>
-                <w:szCs w:val="22"/>
-              </w:rPr>
-              <w:t>другу</w:t>
-            </w:r>
-            <w:r>
-              <w:rPr>
-                <w:sz w:val="22"/>
-                <w:szCs w:val="22"/>
-              </w:rPr>
-              <w:t xml:space="preserve"> </w:t>
-            </w:r>
-            <w:r>
-              <w:rPr>
-                <w:sz w:val="22"/>
-                <w:szCs w:val="22"/>
-              </w:rPr>
-              <w:t>не</w:t>
-            </w:r>
-            <w:r>
-              <w:rPr>
-                <w:sz w:val="22"/>
-                <w:szCs w:val="22"/>
-              </w:rPr>
-              <w:t xml:space="preserve"> </w:t>
-            </w:r>
-            <w:r>
-              <w:rPr>
-                <w:sz w:val="22"/>
-                <w:szCs w:val="22"/>
-              </w:rPr>
-              <w:t>имеют</w:t>
-            </w:r>
-            <w:r>
-              <w:rPr>
-                <w:sz w:val="22"/>
-                <w:szCs w:val="22"/>
-              </w:rPr>
-              <w:t>.</w:t>
-            </w:r>
-          </w:p>
-          <w:p>
-            <w:pPr>
-              <w:rPr>
-                <w:sz w:val="22"/>
-                <w:szCs w:val="22"/>
-              </w:rPr>
-            </w:pPr>
+            <w:r>
+              <w:t>{{ decision_continue }} {{ decision_stop }}</w:t>
+            </w:r>
+          </w:p>
+          <w:p>
+            <w:r>
+              <w:t>Выполненные объёмы работ полностью удовлетворяют условиям Контракта. Стороны претензий и замечаний друг к другу не имеют.</w:t>
+            </w:r>
           </w:p>
         </w:tc>
         <w:tc>
@@ -2843,145 +2644,19 @@
             <w:tcW w:w="2500" w:type="pct"/>
           </w:tcPr>
           <w:p>
-            <w:pPr>
-              <w:ind w:left="5"/>
-              <w:jc w:val="both"/>
-              <w:rPr>
-                <w:sz w:val="22"/>
-                <w:szCs w:val="22"/>
-                <w:lang w:val="en-US"/>
-              </w:rPr>
-            </w:pPr>
-            <w:r>
-              <w:rPr>
-                <w:sz w:val="22"/>
-                <w:szCs w:val="22"/>
-                <w:lang w:val="en-US"/>
-              </w:rPr>
+            <w:r>
               <w:t>Based on the results of the work, the following decision was made:</w:t>
             </w:r>
           </w:p>
           <w:p>
-            <w:pPr>
-              <w:ind w:left="5"/>
-              <w:jc w:val="both"/>
-              <w:rPr>
-                <w:sz w:val="22"/>
-                <w:szCs w:val="22"/>
-                <w:lang w:val="en-US"/>
-              </w:rPr>
-            </w:pPr>
-            <w:r>
-              <w:rPr>
-                <w:sz w:val="22"/>
-                <w:szCs w:val="22"/>
-                <w:lang w:val="en-US"/>
-              </w:rPr>
-              <w:t>At wells #131, 129, 120,</w:t>
-            </w:r>
-            <w:r>
-              <w:rPr>
-                <w:sz w:val="22"/>
-                <w:szCs w:val="22"/>
-                <w:lang w:val="en-US"/>
-              </w:rPr>
-              <w:t xml:space="preserve"> 85</w:t>
-            </w:r>
-            <w:r>
-              <w:rPr>
-                <w:sz w:val="22"/>
-                <w:szCs w:val="22"/>
-                <w:lang w:val="en-US"/>
-              </w:rPr>
-              <w:t>, 74</w:t>
-            </w:r>
-            <w:r>
-              <w:rPr>
-                <w:sz w:val="22"/>
-                <w:szCs w:val="22"/>
-                <w:lang w:val="en-US"/>
-              </w:rPr>
-              <w:t xml:space="preserve"> continue optimization/maintenance work in accordance with </w:t>
-            </w:r>
-            <w:r>
-              <w:rPr>
-                <w:sz w:val="22"/>
-                <w:szCs w:val="22"/>
-                <w:lang w:val="en-US"/>
-              </w:rPr>
-              <w:t>clause</w:t>
-            </w:r>
-            <w:r>
-              <w:rPr>
-                <w:sz w:val="22"/>
-                <w:szCs w:val="22"/>
-                <w:lang w:val="en-US"/>
-              </w:rPr>
-              <w:t xml:space="preserve"> 3.9 of the </w:t>
-            </w:r>
-            <w:r>
-              <w:rPr>
-                <w:sz w:val="22"/>
-                <w:szCs w:val="22"/>
-                <w:lang w:val="en-US"/>
-              </w:rPr>
-              <w:t>Contract</w:t>
-            </w:r>
-            <w:r>
-              <w:rPr>
-                <w:sz w:val="22"/>
-                <w:szCs w:val="22"/>
-                <w:lang w:val="en-US"/>
-              </w:rPr>
-              <w:t>.</w:t>
-            </w:r>
-          </w:p>
-          <w:p>
-            <w:pPr>
-              <w:ind w:left="5"/>
-              <w:jc w:val="both"/>
-              <w:rPr>
-                <w:sz w:val="22"/>
-                <w:szCs w:val="22"/>
-                <w:lang w:val="en-US"/>
-              </w:rPr>
-            </w:pPr>
-          </w:p>
-          <w:p>
-            <w:pPr>
-              <w:ind w:left="5"/>
-              <w:jc w:val="both"/>
-              <w:rPr>
-                <w:sz w:val="22"/>
-                <w:szCs w:val="22"/>
-                <w:lang w:val="en-US"/>
-              </w:rPr>
-            </w:pPr>
-            <w:r>
-              <w:rPr>
-                <w:sz w:val="22"/>
-                <w:szCs w:val="22"/>
-                <w:lang w:val="en-US"/>
-              </w:rPr>
-              <w:t xml:space="preserve">The scope of work performed fully satisfies the terms of Contract 2/24-09 dated 24.09.2024. </w:t>
-            </w:r>
-            <w:r>
-              <w:rPr>
-                <w:sz w:val="22"/>
-                <w:szCs w:val="22"/>
-                <w:lang w:val="en-US"/>
-              </w:rPr>
-              <w:t>The parties have no claims and comments to each other.</w:t>
-            </w:r>
-          </w:p>
-          <w:p>
-            <w:pPr>
-              <w:rPr>
-                <w:sz w:val="22"/>
-                <w:szCs w:val="22"/>
-                <w:lang w:val="en-US"/>
-              </w:rPr>
-            </w:pPr>
+            <w:r>
+              <w:t>{{ decision_continue_en }} {{ decision_stop_en }}</w:t>
+            </w:r>
+          </w:p>
+          <w:p>
+            <w:r>
+              <w:t>The scope of work performed fully satisfies the terms of the Contract. The parties have no claims and comments to each other.</w:t>
+            </w:r>
           </w:p>
         </w:tc>
       </w:tr>

--- a/backend/documents/templates/docx/financial_act_template.docx
+++ b/backend/documents/templates/docx/financial_act_template.docx
@@ -809,6 +809,7 @@
         <w:trPr>
           <w:trHeight w:val="20"/>
           <w:jc w:val="center"/>
+          <w:tblHeader/>
         </w:trPr>
         <w:tc>
           <w:tcPr>
@@ -1339,6 +1340,7 @@
         <w:trPr>
           <w:trHeight w:val="20"/>
           <w:jc w:val="center"/>
+          <w:tblHeader/>
         </w:trPr>
         <w:tc>
           <w:tcPr>
@@ -2908,6 +2910,8 @@
               <w:t>The Contractor (Исполнитель)</w:t>
             </w:r>
           </w:p>
+          <w:p/>
+          <w:p/>
           <w:p>
             <w:r>
               <w:t>{%p for s in sign_contractor %}</w:t>
@@ -2928,6 +2932,8 @@
               <w:t>{{ s.position_ru }} / {{ s.position_en }}</w:t>
             </w:r>
           </w:p>
+          <w:p/>
+          <w:p/>
           <w:p>
             <w:r>
               <w:t>{%p endfor %}</w:t>
@@ -2943,6 +2949,8 @@
               <w:t>The Customer (Заказчик)</w:t>
             </w:r>
           </w:p>
+          <w:p/>
+          <w:p/>
           <w:p>
             <w:r>
               <w:t>{%p for s in sign_customer %}</w:t>
@@ -2963,6 +2971,8 @@
               <w:t>{{ s.position_ru }} / {{ s.position_en }}</w:t>
             </w:r>
           </w:p>
+          <w:p/>
+          <w:p/>
           <w:p>
             <w:r>
               <w:t>{%p endfor %}</w:t>

--- a/backend/documents/templates/docx/financial_act_template.docx
+++ b/backend/documents/templates/docx/financial_act_template.docx
@@ -810,6 +810,7 @@
           <w:trHeight w:val="20"/>
           <w:jc w:val="center"/>
           <w:tblHeader/>
+          <w:cantSplit/>
         </w:trPr>
         <w:tc>
           <w:tcPr>
@@ -1341,6 +1342,7 @@
           <w:trHeight w:val="20"/>
           <w:jc w:val="center"/>
           <w:tblHeader/>
+          <w:cantSplit/>
         </w:trPr>
         <w:tc>
           <w:tcPr>
@@ -1644,6 +1646,7 @@
         </w:tblPrEx>
         <w:trPr>
           <w:trHeight w:val="20"/>
+          <w:cantSplit/>
         </w:trPr>
         <w:tc>
           <w:tcPr>
@@ -1909,6 +1912,7 @@
         </w:tblPrEx>
         <w:trPr>
           <w:trHeight w:val="20"/>
+          <w:cantSplit/>
         </w:trPr>
         <w:tc>
           <w:tcPr>
@@ -2183,6 +2187,7 @@
         </w:tblPrEx>
         <w:trPr>
           <w:trHeight w:val="20"/>
+          <w:cantSplit/>
         </w:trPr>
         <w:tc>
           <w:tcPr>
@@ -2448,6 +2453,7 @@
         </w:tblPrEx>
         <w:trPr>
           <w:trHeight w:val="20"/>
+          <w:cantSplit/>
         </w:trPr>
         <w:tc>
           <w:tcPr>
@@ -2830,6 +2836,14 @@
         <w:tblW w:w="5000" w:type="pct"/>
         <w:jc w:val="center"/>
         <w:tblLook w:val="0000" w:firstRow="0" w:lastRow="0" w:firstColumn="0" w:lastColumn="0" w:noHBand="0" w:noVBand="0"/>
+        <w:tblBorders>
+          <w:top w:val="nil"/>
+          <w:left w:val="nil"/>
+          <w:bottom w:val="nil"/>
+          <w:right w:val="nil"/>
+          <w:insideH w:val="nil"/>
+          <w:insideV w:val="nil"/>
+        </w:tblBorders>
       </w:tblPr>
       <w:tblGrid>
         <w:gridCol w:w="7350"/>
@@ -2906,35 +2920,69 @@
             <w:tcW w:w="2428" w:type="pct"/>
           </w:tcPr>
           <w:p>
+            <w:pPr>
+              <w:jc w:val="center"/>
+            </w:pPr>
             <w:r>
               <w:t>The Contractor (Исполнитель)</w:t>
             </w:r>
           </w:p>
-          <w:p/>
-          <w:p/>
-          <w:p>
+          <w:p>
+            <w:pPr>
+              <w:jc w:val="center"/>
+            </w:pPr>
+          </w:p>
+          <w:p>
+            <w:pPr>
+              <w:jc w:val="center"/>
+            </w:pPr>
+          </w:p>
+          <w:p>
+            <w:pPr>
+              <w:jc w:val="center"/>
+            </w:pPr>
             <w:r>
               <w:t>{%p for s in sign_contractor %}</w:t>
             </w:r>
           </w:p>
           <w:p>
+            <w:pPr>
+              <w:jc w:val="center"/>
+            </w:pPr>
             <w:r>
               <w:t>________________________________</w:t>
             </w:r>
           </w:p>
           <w:p>
+            <w:pPr>
+              <w:jc w:val="center"/>
+            </w:pPr>
             <w:r>
               <w:t>{{ s.name_ru }} ({{ s.name_en }})</w:t>
             </w:r>
           </w:p>
           <w:p>
+            <w:pPr>
+              <w:jc w:val="center"/>
+            </w:pPr>
             <w:r>
               <w:t>{{ s.position_ru }} / {{ s.position_en }}</w:t>
             </w:r>
           </w:p>
-          <w:p/>
-          <w:p/>
-          <w:p>
+          <w:p>
+            <w:pPr>
+              <w:jc w:val="center"/>
+            </w:pPr>
+          </w:p>
+          <w:p>
+            <w:pPr>
+              <w:jc w:val="center"/>
+            </w:pPr>
+          </w:p>
+          <w:p>
+            <w:pPr>
+              <w:jc w:val="center"/>
+            </w:pPr>
             <w:r>
               <w:t>{%p endfor %}</w:t>
             </w:r>
@@ -2945,35 +2993,69 @@
             <w:tcW w:w="2572" w:type="pct"/>
           </w:tcPr>
           <w:p>
+            <w:pPr>
+              <w:jc w:val="center"/>
+            </w:pPr>
             <w:r>
               <w:t>The Customer (Заказчик)</w:t>
             </w:r>
           </w:p>
-          <w:p/>
-          <w:p/>
-          <w:p>
+          <w:p>
+            <w:pPr>
+              <w:jc w:val="center"/>
+            </w:pPr>
+          </w:p>
+          <w:p>
+            <w:pPr>
+              <w:jc w:val="center"/>
+            </w:pPr>
+          </w:p>
+          <w:p>
+            <w:pPr>
+              <w:jc w:val="center"/>
+            </w:pPr>
             <w:r>
               <w:t>{%p for s in sign_customer %}</w:t>
             </w:r>
           </w:p>
           <w:p>
+            <w:pPr>
+              <w:jc w:val="center"/>
+            </w:pPr>
             <w:r>
               <w:t>________________________________</w:t>
             </w:r>
           </w:p>
           <w:p>
+            <w:pPr>
+              <w:jc w:val="center"/>
+            </w:pPr>
             <w:r>
               <w:t>{{ s.name_ru }} ({{ s.name_en }})</w:t>
             </w:r>
           </w:p>
           <w:p>
+            <w:pPr>
+              <w:jc w:val="center"/>
+            </w:pPr>
             <w:r>
               <w:t>{{ s.position_ru }} / {{ s.position_en }}</w:t>
             </w:r>
           </w:p>
-          <w:p/>
-          <w:p/>
-          <w:p>
+          <w:p>
+            <w:pPr>
+              <w:jc w:val="center"/>
+            </w:pPr>
+          </w:p>
+          <w:p>
+            <w:pPr>
+              <w:jc w:val="center"/>
+            </w:pPr>
+          </w:p>
+          <w:p>
+            <w:pPr>
+              <w:jc w:val="center"/>
+            </w:pPr>
             <w:r>
               <w:t>{%p endfor %}</w:t>
             </w:r>
